--- a/reports/paper2_draft.docx
+++ b/reports/paper2_draft.docx
@@ -86,7 +86,7 @@
         <w:t xml:space="preserve"> </w:t>
       </w:r>
       <w:r>
-        <w:t xml:space="preserve">from any feature (R2=-0.01), indicating genuine judicial opacity: approximately 40% of sentencing variance reflects case-specific factors absent from published verdicts. Systematic experiments confirm that text mining (TF-IDF, transformer embeddings, domain keywords) cannot reliably improve prediction at this corpus size. Geographic variation is a composition effect (controlled p=0.20), while judge effects are significant (F=1.85, p=0.03) but not predictively useful. Indonesian corruption sentencing is partially predictable from prosecution demand and charge type, but judicial discretion remains opaque from public documents from public documents.</w:t>
+        <w:t xml:space="preserve">from any feature (R2=-0.01), indicating judicial opacity: approximately 40% of sentencing variance reflects case-specific factors absent from published verdicts. Systematic experiments confirm that text mining (TF-IDF, transformer embeddings, domain keywords) cannot reliably improve prediction at this corpus size. Geographic variation is a composition effect (controlled p=0.20), while judge effects are significant (F=1.85, p=0.03) but not predictively useful. Indonesian corruption sentencing is partially predictable from prosecution demand and charge type, but judicial discretion remains opaque from public documents.</w:t>
       </w:r>
     </w:p>
     <w:bookmarkEnd w:id="9"/>
@@ -292,7 +292,7 @@
         <w:t xml:space="preserve">Policy-relevant</w:t>
       </w:r>
       <w:r>
-        <w:t xml:space="preserve">: Demonstration that the sentencing discount is opaque from public documents from public court documents (R2=-0.01), with implications for sentencing consistency monitoring</w:t>
+        <w:t xml:space="preserve">: Demonstration that the sentencing discount is opaque from public court documents (R2=-0.01), with implications for sentencing consistency monitoring</w:t>
       </w:r>
     </w:p>
     <w:p>

--- a/reports/paper2_draft.docx
+++ b/reports/paper2_draft.docx
@@ -86,7 +86,7 @@
         <w:t xml:space="preserve"> </w:t>
       </w:r>
       <w:r>
-        <w:t xml:space="preserve">from any feature (R2=-0.01), indicating judicial opacity: approximately 40% of sentencing variance reflects case-specific factors absent from published verdicts. Systematic experiments confirm that text mining (TF-IDF, transformer embeddings, domain keywords) cannot reliably improve prediction at this corpus size. Geographic variation is a composition effect (controlled p=0.20), while judge effects are significant (F=1.85, p=0.03) but not predictively useful. Indonesian corruption sentencing is partially predictable from prosecution demand and charge type, but judicial discretion remains opaque from public documents.</w:t>
+        <w:t xml:space="preserve">from any extracted feature (R2=-0.01), indicating judicial opacity: approximately 40% of sentencing variance is not captured by available structured features at current corpus size. Systematic experiments confirm that text mining (TF-IDF, transformer embeddings, domain keywords) cannot reliably improve prediction at this corpus size. Geographic variation is a composition effect (controlled p=0.20), while judge effects are significant (F=1.85, p=0.03) but not predictively useful. Indonesian corruption sentencing is partially predictable from prosecution demand and charge type, but judicial discretion remains opaque from public documents.</w:t>
       </w:r>
     </w:p>
     <w:bookmarkEnd w:id="9"/>
@@ -655,7 +655,43 @@
         <w:pStyle w:val="BodyText"/>
       </w:pPr>
       <w:r>
-        <w:t xml:space="preserve">Emerging computational work on Indonesian legal text includes named entity recognition (Nuranti &amp; Yulianti, 2020; Yulianti et al., 2024) and verdict classification using IndoBERT (Hasanah et al., 2023), but no peer-reviewed study has applied computational methods to analyze sentencing determinants across hundreds of Indonesian corruption verdicts. Our work fills this gap.</w:t>
+        <w:t xml:space="preserve">Emerging computational work on Indonesian legal text includes named entity recognition (Nuranti &amp; Yulianti, 2020; Yulianti et al., 2024), verdict classification using IndoBERT (Hasanah et al., 2023), and NER for legal entities in corruption verdicts using IndoBERT-CRF (Subowo et al., 2025). Most recently, Ibrahim et al. (2024) applied a hybrid CNN-BiLSTM deep learning model to predict punishment durations in Indonesian court rulings, achieving R2=0.589 — notably lower than the R2=0.60 achieved by our simple linear model using prosecution demand alone. This comparison underscores that at current corpus sizes, interpretable features outperform complex architectures. On the theoretical side, Alimardani and Istiqomah (2025) use Indonesian corruption sentencing guidelines (PERMA 1/2020) as a case study for proposing modular AI sentencing frameworks, arguing the domain needs computational analysis but providing no empirical implementation.</w:t>
+      </w:r>
+    </w:p>
+    <w:p>
+      <w:pPr>
+        <w:pStyle w:val="BodyText"/>
+      </w:pPr>
+      <w:r>
+        <w:t xml:space="preserve">Indonesia Corruption Watch (ICW) publishes annual sentencing trend reports based on manual case review, most recently documenting an average corruption sentence of 3 years and 3 months across 1,871 defendants in 2024, classified as</w:t>
+      </w:r>
+      <w:r>
+        <w:t xml:space="preserve"> </w:t>
+      </w:r>
+      <w:r>
+        <w:t xml:space="preserve">“light”</w:t>
+      </w:r>
+      <w:r>
+        <w:t xml:space="preserve"> </w:t>
+      </w:r>
+      <w:r>
+        <w:t xml:space="preserve">under Supreme Court Regulation No. 1/2020 (ICW, 2025). However, no peer-reviewed study has applied computational methods to analyze sentencing</w:t>
+      </w:r>
+      <w:r>
+        <w:t xml:space="preserve"> </w:t>
+      </w:r>
+      <w:r>
+        <w:rPr>
+          <w:i/>
+          <w:iCs/>
+        </w:rPr>
+        <w:t xml:space="preserve">determinants</w:t>
+      </w:r>
+      <w:r>
+        <w:t xml:space="preserve"> </w:t>
+      </w:r>
+      <w:r>
+        <w:t xml:space="preserve">— as opposed to prediction or description — across hundreds of Indonesian corruption verdicts. Our work fills this gap.</w:t>
       </w:r>
     </w:p>
     <w:bookmarkEnd w:id="15"/>
@@ -1840,6 +1876,40 @@
         <w:t xml:space="preserve">We re-estimated Model 3 on progressive subsamples (50% to 100% of the corpus). The Pasal 2 coefficient reaches significance at 80% of the corpus (n=293, p=0.010) and strengthens progressively (b=+0.66 at 80%, +0.73 at 100%). The higher sample requirement relative to simpler models reflects the additional parameter for Pasal 3.</w:t>
       </w:r>
     </w:p>
+    <w:p>
+      <w:pPr>
+        <w:pStyle w:val="BodyText"/>
+      </w:pPr>
+      <w:r>
+        <w:rPr>
+          <w:b/>
+          <w:bCs/>
+        </w:rPr>
+        <w:t xml:space="preserve">Influential observation analysis.</w:t>
+      </w:r>
+      <w:r>
+        <w:t xml:space="preserve"> </w:t>
+      </w:r>
+      <w:r>
+        <w:t xml:space="preserve">No case has a Cook’s distance exceeding 0.5 (maximum 0.10, well below conventional concern thresholds). After removing all 22 cases exceeding the 4/n threshold, the Pasal 2 coefficient</w:t>
+      </w:r>
+      <w:r>
+        <w:t xml:space="preserve"> </w:t>
+      </w:r>
+      <w:r>
+        <w:rPr>
+          <w:i/>
+          <w:iCs/>
+        </w:rPr>
+        <w:t xml:space="preserve">increases</w:t>
+      </w:r>
+      <w:r>
+        <w:t xml:space="preserve"> </w:t>
+      </w:r>
+      <w:r>
+        <w:t xml:space="preserve">to b=0.895 (p&lt;0.001), demonstrating that the finding is not driven by influential outliers. Leave-one-out analysis confirms that all 367 individual coefficient estimates are positive (range [0.68, 0.80]). A placebo test with 1,000 random binary variables of matching prevalence produces comparable coefficients in only 0.1% of cases (permutation p=0.001). The association is robust across alternative specifications: quantile regression (b=0.786, p=0.001), weighted least squares (b=0.899, p&lt;0.001), and log-transformed outcome (b=0.189, p&lt;0.001).</w:t>
+      </w:r>
+    </w:p>
     <w:bookmarkEnd w:id="23"/>
     <w:bookmarkStart w:id="24" w:name="Xe34d8dbaba7c0b4cb2285754ac336ce5d9366ab"/>
     <w:p>
@@ -1911,7 +1981,7 @@
         <w:pStyle w:val="BodyText"/>
       </w:pPr>
       <w:r>
-        <w:t xml:space="preserve">This opacity finding means that approximately 40% of sentencing variance reflects factors not recoverable from published verdict documents — potentially including defendant cooperation, remorse, evidence quality, political context, and case-specific circumstances. While we cannot rule out that more sophisticated extraction methods or additional data sources might reduce this gap, the finding highlights a practical limitation of computational sentencing monitoring from public court documents alone.</w:t>
+        <w:t xml:space="preserve">This opacity finding means that approximately 40% of sentencing variance is not captured by available structured features (prosecution demand, charge type, crime category, state loss magnitude) at current corpus size — potentially reflecting defendant cooperation, remorse, evidence quality, political context, and case-specific circumstances. We cannot definitively distinguish between genuine opacity (information not present in any public document) and extraction limitations (information present in the text but not captured by our methods at n=367). The failure of TF-IDF and transformer approaches is consistent with both interpretations, as these methods are known to underperform at small corpus sizes. Resolving this question would require either expert-coded features from legal researchers reading each verdict, or a substantially larger corpus enabling more sophisticated text mining. Nevertheless, the finding highlights a practical limitation: at current data availability, computational sentencing monitoring from public court documents faces significant barriers.</w:t>
       </w:r>
     </w:p>
     <w:bookmarkEnd w:id="24"/>
@@ -2353,13 +2423,13 @@
           <w:b/>
           <w:bCs/>
         </w:rPr>
-        <w:t xml:space="preserve">First, sentencing consistency monitoring is computationally infeasible from public documents.</w:t>
-      </w:r>
-      <w:r>
-        <w:t xml:space="preserve"> </w:t>
-      </w:r>
-      <w:r>
-        <w:t xml:space="preserve">If the goal of publishing court verdicts is to enable transparency and monitoring of sentencing consistency — as advocated by organizations such as ICW and LeIP (Lembaga Kajian dan Advokasi untuk Independensi Peradilan) — our finding suggests that the published</w:t>
+        <w:t xml:space="preserve">First, sentencing consistency monitoring faces significant barriers from public documents alone.</w:t>
+      </w:r>
+      <w:r>
+        <w:t xml:space="preserve"> </w:t>
+      </w:r>
+      <w:r>
+        <w:t xml:space="preserve">If the goal of publishing court verdicts is to enable transparency and monitoring of sentencing consistency — as advocated by organizations such as ICW and LeIP (Lembaga Kajian dan Advokasi untuk Independensi Peradilan) — our finding suggests that the structured features extractable from published</w:t>
       </w:r>
       <w:r>
         <w:t xml:space="preserve"> </w:t>
@@ -2375,7 +2445,7 @@
         <w:t xml:space="preserve"> </w:t>
       </w:r>
       <w:r>
-        <w:t xml:space="preserve">does not contain the information needed. The factors driving judicial discretion in the sentencing discount are not reflected in the published text. Computational monitoring tools, no matter how sophisticated, cannot evaluate what the data does not contain.</w:t>
+        <w:t xml:space="preserve">at current scale do not capture the factors driving the sentencing discount. Whether more sophisticated extraction methods or larger corpora could reduce this gap remains an open question, but the current evidence indicates that simple computational monitoring tools will face substantial limitations.</w:t>
       </w:r>
     </w:p>
     <w:p>
@@ -2505,7 +2575,7 @@
         <w:pStyle w:val="BodyText"/>
       </w:pPr>
       <w:r>
-        <w:t xml:space="preserve">This suggests that the factors driving the 40% unexplained sentencing variance are genuinely absent from published verdicts, not merely difficult to extract. The written</w:t>
+        <w:t xml:space="preserve">This suggests that the factors driving the 40% unexplained sentencing variance may be absent from published verdicts or may require extraction methods beyond what current corpus sizes support. The written</w:t>
       </w:r>
       <w:r>
         <w:t xml:space="preserve"> </w:t>
@@ -2775,7 +2845,49 @@
         <w:t xml:space="preserve"> </w:t>
       </w:r>
       <w:r>
-        <w:t xml:space="preserve">(judicial reasoning) — the text where judges explain their sentencing decision. This creates a potential circularity: judges who impose harsher sentences may elaborate more extensively on Pasal 2 reasoning. However, several observations mitigate this concern: (a) the indicator is binary (presence/absence), not continuous, reducing sensitivity to elaboration length; (b) the structured metadata version of the same indicator (from the charge sheet) shows no significant effect, suggesting the text-derived signal reflects judicial reasoning, not mere charge listing; (c) the bootstrap CI robustly excludes zero.</w:t>
+        <w:t xml:space="preserve">(judicial reasoning) — the same text where judges explain their sentencing decision. This creates a fundamental identification challenge: we cannot establish whether charge type drives sentencing or whether judges who impose harsher sentences are more likely to invoke Pasal 2 reasoning. The association should therefore be interpreted as:</w:t>
+      </w:r>
+      <w:r>
+        <w:t xml:space="preserve"> </w:t>
+      </w:r>
+      <w:r>
+        <w:rPr>
+          <w:i/>
+          <w:iCs/>
+        </w:rPr>
+        <w:t xml:space="preserve">judges who invoke Pasal 2 (enrichment) in their reasoning tend to impose longer sentences</w:t>
+      </w:r>
+      <w:r>
+        <w:t xml:space="preserve">, which is consistent with — but does not prove — an independent charge type effect. Several observations support a substantive interpretation: (a) the indicator is binary (presence/absence), reducing sensitivity to elaboration length; (b) the coefficient is stable across all 367 leave-one-out iterations (range [0.68, 0.80], 100% positive) and survives removal of all influential observations (Cook’s d &gt; 4/n: b=0.895, p&lt;0.001); (c) the effect is robust across OLS, quantile, WLS, and log specifications (all p&lt;0.002); and (d) a placebo test with 1,000 random binary variables produces comparable coefficients in only 0.1% of cases. Nevertheless, the structured metadata version of the same indicator (from the charge sheet listing all charged articles) shows no significant effect. While we interpret this as evidence that the</w:t>
+      </w:r>
+      <w:r>
+        <w:t xml:space="preserve"> </w:t>
+      </w:r>
+      <w:r>
+        <w:rPr>
+          <w:i/>
+          <w:iCs/>
+        </w:rPr>
+        <w:t xml:space="preserve">pertimbangan</w:t>
+      </w:r>
+      <w:r>
+        <w:t xml:space="preserve"> </w:t>
+      </w:r>
+      <w:r>
+        <w:t xml:space="preserve">captures the operative charge rather than the full charge list, an alternative interpretation is that the text-derived variable captures aspects of judicial reasoning beyond charge type alone. Future work should extract charge type from prosecution documents (</w:t>
+      </w:r>
+      <w:r>
+        <w:rPr>
+          <w:i/>
+          <w:iCs/>
+        </w:rPr>
+        <w:t xml:space="preserve">tuntutan</w:t>
+      </w:r>
+      <w:r>
+        <w:t xml:space="preserve"> </w:t>
+      </w:r>
+      <w:r>
+        <w:t xml:space="preserve">text), which are written before the sentencing decision, to achieve cleaner identification.</w:t>
       </w:r>
     </w:p>
     <w:p>
@@ -3006,13 +3118,23 @@
           <w:b/>
           <w:bCs/>
         </w:rPr>
-        <w:t xml:space="preserve">Funding.</w:t>
-      </w:r>
-      <w:r>
-        <w:t xml:space="preserve"> </w:t>
-      </w:r>
-      <w:r>
-        <w:t xml:space="preserve">This research received no external funding.</w:t>
+        <w:t xml:space="preserve">Ethical Approval.</w:t>
+      </w:r>
+      <w:r>
+        <w:t xml:space="preserve"> </w:t>
+      </w:r>
+      <w:r>
+        <w:t xml:space="preserve">Not applicable. This study analyzes publicly available court documents published by the Indonesian Supreme Court (</w:t>
+      </w:r>
+      <w:r>
+        <w:rPr>
+          <w:i/>
+          <w:iCs/>
+        </w:rPr>
+        <w:t xml:space="preserve">Mahkamah Agung</w:t>
+      </w:r>
+      <w:r>
+        <w:t xml:space="preserve">). No human subjects were involved and no ethics approval was required.</w:t>
       </w:r>
     </w:p>
     <w:p>
@@ -3024,13 +3146,13 @@
           <w:b/>
           <w:bCs/>
         </w:rPr>
-        <w:t xml:space="preserve">Conflicts of interest.</w:t>
-      </w:r>
-      <w:r>
-        <w:t xml:space="preserve"> </w:t>
-      </w:r>
-      <w:r>
-        <w:t xml:space="preserve">The author declares no conflicts of interest.</w:t>
+        <w:t xml:space="preserve">Informed Consent.</w:t>
+      </w:r>
+      <w:r>
+        <w:t xml:space="preserve"> </w:t>
+      </w:r>
+      <w:r>
+        <w:t xml:space="preserve">Not applicable.</w:t>
       </w:r>
     </w:p>
     <w:p>
@@ -3042,13 +3164,13 @@
           <w:b/>
           <w:bCs/>
         </w:rPr>
-        <w:t xml:space="preserve">Ethics approval.</w:t>
-      </w:r>
-      <w:r>
-        <w:t xml:space="preserve"> </w:t>
-      </w:r>
-      <w:r>
-        <w:t xml:space="preserve">This study analyzes publicly available court documents published by the Indonesian Supreme Court. No human subjects were involved and no ethics approval was required.</w:t>
+        <w:t xml:space="preserve">Statement Regarding Research Involving Human Participants and/or Animals.</w:t>
+      </w:r>
+      <w:r>
+        <w:t xml:space="preserve"> </w:t>
+      </w:r>
+      <w:r>
+        <w:t xml:space="preserve">Not applicable. This research does not involve human participants or animals. All data consist of publicly available legal documents.</w:t>
       </w:r>
     </w:p>
     <w:p>
@@ -3060,13 +3182,85 @@
           <w:b/>
           <w:bCs/>
         </w:rPr>
-        <w:t xml:space="preserve">Data availability.</w:t>
+        <w:t xml:space="preserve">Funding.</w:t>
+      </w:r>
+      <w:r>
+        <w:t xml:space="preserve"> </w:t>
+      </w:r>
+      <w:r>
+        <w:t xml:space="preserve">This research received no external funding.</w:t>
+      </w:r>
+    </w:p>
+    <w:p>
+      <w:pPr>
+        <w:pStyle w:val="BodyText"/>
+      </w:pPr>
+      <w:r>
+        <w:rPr>
+          <w:b/>
+          <w:bCs/>
+        </w:rPr>
+        <w:t xml:space="preserve">Author’s Contribution.</w:t>
+      </w:r>
+      <w:r>
+        <w:t xml:space="preserve"> </w:t>
+      </w:r>
+      <w:r>
+        <w:t xml:space="preserve">Sole author; responsible for all aspects of this research including conception and design, data collection and extraction, computational analysis, and manuscript preparation.</w:t>
+      </w:r>
+    </w:p>
+    <w:p>
+      <w:pPr>
+        <w:pStyle w:val="BodyText"/>
+      </w:pPr>
+      <w:r>
+        <w:rPr>
+          <w:b/>
+          <w:bCs/>
+        </w:rPr>
+        <w:t xml:space="preserve">Competing Interests.</w:t>
+      </w:r>
+      <w:r>
+        <w:t xml:space="preserve"> </w:t>
+      </w:r>
+      <w:r>
+        <w:t xml:space="preserve">The author declares no competing interests.</w:t>
+      </w:r>
+    </w:p>
+    <w:p>
+      <w:pPr>
+        <w:pStyle w:val="BodyText"/>
+      </w:pPr>
+      <w:r>
+        <w:rPr>
+          <w:b/>
+          <w:bCs/>
+        </w:rPr>
+        <w:t xml:space="preserve">Availability of Data and Materials.</w:t>
       </w:r>
       <w:r>
         <w:t xml:space="preserve"> </w:t>
       </w:r>
       <w:r>
         <w:t xml:space="preserve">The CorpusKorupsi structured dataset (extracted fields; raw verdict text excluded for copyright reasons), extraction pipeline source code, and analysis scripts are available at [repository URL].</w:t>
+      </w:r>
+    </w:p>
+    <w:p>
+      <w:pPr>
+        <w:pStyle w:val="BodyText"/>
+      </w:pPr>
+      <w:r>
+        <w:rPr>
+          <w:b/>
+          <w:bCs/>
+        </w:rPr>
+        <w:t xml:space="preserve">Use of AI-Assisted Tools.</w:t>
+      </w:r>
+      <w:r>
+        <w:t xml:space="preserve"> </w:t>
+      </w:r>
+      <w:r>
+        <w:t xml:space="preserve">The author used Claude (Anthropic, Claude Opus) as a computational research assistant during this study. The AI tool assisted with: (1) Python programming for the data extraction pipeline and statistical analysis scripts, (2) literature search and identification of related work, and (3) manuscript drafting and revision. All statistical analyses were independently verified by the author through reproducible scripts (scripts/11_paper2_analysis.py, scripts/12_robustness_tests.py). The author manually validated extraction accuracy against a 20-case golden set. All research design decisions, scientific interpretations, and conclusions are the sole responsibility of the author. The AI tool does not meet authorship criteria and is not listed as an author. This disclosure follows Springer Nature’s policy on the use of large language models in scholarly publications.</w:t>
       </w:r>
     </w:p>
     <w:bookmarkEnd w:id="38"/>
@@ -3105,6 +3299,27 @@
         <w:pStyle w:val="BodyText"/>
       </w:pPr>
       <w:r>
+        <w:t xml:space="preserve">Alimardani, A., &amp; Istiqomah, D. T. (2025). Beyond black boxes and biases: Advancing artificial intelligence in sentencing.</w:t>
+      </w:r>
+      <w:r>
+        <w:t xml:space="preserve"> </w:t>
+      </w:r>
+      <w:r>
+        <w:rPr>
+          <w:i/>
+          <w:iCs/>
+        </w:rPr>
+        <w:t xml:space="preserve">Journal of Judicial Administration</w:t>
+      </w:r>
+      <w:r>
+        <w:t xml:space="preserve">, 34(3). https://doi.org/10.1080/10345329.2025.2527994</w:t>
+      </w:r>
+    </w:p>
+    <w:p>
+      <w:pPr>
+        <w:pStyle w:val="BodyText"/>
+      </w:pPr>
+      <w:r>
         <w:t xml:space="preserve">Anderson, J. M., Kling, J. R., &amp; Stith, K. (1999). Measuring interjudge sentencing disparity: Before and after the federal sentencing guidelines.</w:t>
       </w:r>
       <w:r>
@@ -3260,6 +3475,35 @@
         <w:pStyle w:val="BodyText"/>
       </w:pPr>
       <w:r>
+        <w:t xml:space="preserve">Ibrahim, M. A., et al. (2024). Hybrid deep learning for legal text analysis: Predicting punishment durations in Indonesian court rulings.</w:t>
+      </w:r>
+      <w:r>
+        <w:t xml:space="preserve"> </w:t>
+      </w:r>
+      <w:r>
+        <w:rPr>
+          <w:i/>
+          <w:iCs/>
+        </w:rPr>
+        <w:t xml:space="preserve">arXiv preprint</w:t>
+      </w:r>
+      <w:r>
+        <w:t xml:space="preserve">, arXiv:2410.20104. https://doi.org/10.48550/arXiv.2410.20104</w:t>
+      </w:r>
+    </w:p>
+    <w:p>
+      <w:pPr>
+        <w:pStyle w:val="BodyText"/>
+      </w:pPr>
+      <w:r>
+        <w:t xml:space="preserve">Indonesia Corruption Watch (2025). Sentencing trend monitoring report 2024. Jakarta: ICW.</w:t>
+      </w:r>
+    </w:p>
+    <w:p>
+      <w:pPr>
+        <w:pStyle w:val="BodyText"/>
+      </w:pPr>
+      <w:r>
         <w:t xml:space="preserve">Lage-Freitas, A., Allain-Oldoni, H., Chasin, O., &amp; de Cerqueira, L. (2022). Predicting Brazilian court decisions.</w:t>
       </w:r>
       <w:r>
@@ -3379,6 +3623,27 @@
       </w:r>
       <w:r>
         <w:t xml:space="preserve">, 458-465.</w:t>
+      </w:r>
+    </w:p>
+    <w:p>
+      <w:pPr>
+        <w:pStyle w:val="BodyText"/>
+      </w:pPr>
+      <w:r>
+        <w:t xml:space="preserve">Subowo, E., Bukhori, S., &amp; Warto (2025). Corpus development and NER model for identification of legal entities in corruption court decisions.</w:t>
+      </w:r>
+      <w:r>
+        <w:t xml:space="preserve"> </w:t>
+      </w:r>
+      <w:r>
+        <w:rPr>
+          <w:i/>
+          <w:iCs/>
+        </w:rPr>
+        <w:t xml:space="preserve">Transactions on Informatics and Data Science</w:t>
+      </w:r>
+      <w:r>
+        <w:t xml:space="preserve">, 2(1), 27-40.</w:t>
       </w:r>
     </w:p>
     <w:p>

--- a/reports/paper2_draft.docx
+++ b/reports/paper2_draft.docx
@@ -25,7 +25,7 @@
         <w:pStyle w:val="FirstParagraph"/>
       </w:pPr>
       <w:r>
-        <w:t xml:space="preserve">We computationally analyze 671 Indonesian Supreme Court corruption verdicts to examine what determines sentence severity beyond prosecution demand. Using OLS regression, we find that</w:t>
+        <w:t xml:space="preserve">We computationally analyze 693 Indonesian Supreme Court corruption verdicts to examine what determines sentence severity beyond prosecution demand. Using OLS regression, we find that</w:t>
       </w:r>
       <w:r>
         <w:t xml:space="preserve"> </w:t>
@@ -38,7 +38,7 @@
         <w:t xml:space="preserve">charge type is independently associated with sentencing severity</w:t>
       </w:r>
       <w:r>
-        <w:t xml:space="preserve">: Pasal 2 (enrichment) cases receive 0.73 years longer sentences than equivalent cases after controlling for prosecution demand and Pasal 3 (b=0.730, 95% CI [0.299, 1.179], p=0.002, Cohen’s d=0.58). Text-derived charge type outperforms structured metadata because judicial reasoning reveals the</w:t>
+        <w:t xml:space="preserve">: Pasal 2 (enrichment) cases receive 0.82 years longer sentences than equivalent cases after controlling for prosecution demand and Pasal 3 (b=0.818, 95% CI [0.459, 1.193], p&lt;0.001, Cohen’s d=0.74). Text-derived charge type outperforms structured metadata because judicial reasoning reveals the</w:t>
       </w:r>
       <w:r>
         <w:t xml:space="preserve"> </w:t>
@@ -70,7 +70,7 @@
         <w:t xml:space="preserve"> </w:t>
       </w:r>
       <w:r>
-        <w:t xml:space="preserve">(sentence/demand ratio, mean 0.78) is</w:t>
+        <w:t xml:space="preserve">(sentence/demand ratio, mean 0.80) is</w:t>
       </w:r>
       <w:r>
         <w:t xml:space="preserve"> </w:t>
@@ -86,7 +86,7 @@
         <w:t xml:space="preserve"> </w:t>
       </w:r>
       <w:r>
-        <w:t xml:space="preserve">from any extracted feature (R2=-0.01), indicating judicial opacity: approximately 40% of sentencing variance is not captured by available structured features at current corpus size. Systematic experiments confirm that text mining (TF-IDF, transformer embeddings, domain keywords) cannot reliably improve prediction at this corpus size. Geographic variation is a composition effect (controlled p=0.20), while judge effects are significant (F=1.85, p=0.03) but not predictively useful. Indonesian corruption sentencing is partially predictable from prosecution demand and charge type, but judicial discretion remains opaque from public documents.</w:t>
+        <w:t xml:space="preserve">from any extracted feature (R2=-0.03), indicating judicial opacity: approximately 40% of sentencing variance is not captured by available structured features at current corpus size. Systematic experiments confirm that text mining (TF-IDF, transformer embeddings, domain keywords) cannot reliably improve prediction at this corpus size. Geographic variation is a composition effect (controlled p=0.40), while judge effects are significant (F=2.58, p&lt;0.001) but not predictively useful. Indonesian corruption sentencing is partially predictable from prosecution demand and charge type, but judicial discretion remains opaque from public documents.</w:t>
       </w:r>
     </w:p>
     <w:bookmarkEnd w:id="9"/>
@@ -237,7 +237,7 @@
         <w:t xml:space="preserve"> </w:t>
       </w:r>
       <w:r>
-        <w:t xml:space="preserve">The gap between prosecution demand and actual sentence (mean 78% of demand) represents judicial discretion. Is this gap systematic or opaque?</w:t>
+        <w:t xml:space="preserve">The gap between prosecution demand and actual sentence (mean 80% of demand) represents judicial discretion. Is this gap systematic or opaque?</w:t>
       </w:r>
     </w:p>
     <w:p>
@@ -245,7 +245,7 @@
         <w:pStyle w:val="FirstParagraph"/>
       </w:pPr>
       <w:r>
-        <w:t xml:space="preserve">Our findings reveal a partially predictable, partially opaque sentencing system. Charge type shows a meaningful independent association (Pasal 2 cases receive ~0.73 years more), but the sentencing discount is entirely unpredictable from available data. Text mining approaches — from bag-of-words to transformer embeddings — fail to improve predictions, a negative result with implications for computational legal analysis of small corpora.</w:t>
+        <w:t xml:space="preserve">Our findings reveal a partially predictable, partially opaque sentencing system. Charge type shows a meaningful independent association (Pasal 2 cases receive ~0.82 years more), but the sentencing discount is entirely unpredictable from available data. Text mining approaches — from bag-of-words to transformer embeddings — fail to improve predictions, a negative result with implications for computational legal analysis of small corpora.</w:t>
       </w:r>
     </w:p>
     <w:bookmarkStart w:id="10" w:name="contributions"/>
@@ -273,7 +273,7 @@
         <w:t xml:space="preserve">Empirical</w:t>
       </w:r>
       <w:r>
-        <w:t xml:space="preserve">: First large-scale computational evidence that Pasal 2 (enrichment) carries an independent sentencing association of 0.73 years over equivalent Pasal 3 (authority abuse) cases in Indonesian corruption sentencing (b=0.730, p=0.002)</w:t>
+        <w:t xml:space="preserve">: First large-scale computational evidence that Pasal 2 (enrichment) carries an independent sentencing association of 0.82 years over equivalent Pasal 3 (authority abuse) cases in Indonesian corruption sentencing (b=0.818, p&lt;0.001)</w:t>
       </w:r>
     </w:p>
     <w:p>
@@ -292,7 +292,7 @@
         <w:t xml:space="preserve">Policy-relevant</w:t>
       </w:r>
       <w:r>
-        <w:t xml:space="preserve">: Demonstration that the sentencing discount is opaque from public court documents (R2=-0.01), with implications for sentencing consistency monitoring</w:t>
+        <w:t xml:space="preserve">: Demonstration that the sentencing discount is opaque from public court documents (R2=-0.03), with implications for sentencing consistency monitoring</w:t>
       </w:r>
     </w:p>
     <w:p>
@@ -655,7 +655,7 @@
         <w:pStyle w:val="BodyText"/>
       </w:pPr>
       <w:r>
-        <w:t xml:space="preserve">Emerging computational work on Indonesian legal text includes named entity recognition (Nuranti &amp; Yulianti, 2020; Yulianti et al., 2024), verdict classification using IndoBERT (Hasanah et al., 2023), and NER for legal entities in corruption verdicts using IndoBERT-CRF (Subowo et al., 2025). Most recently, Ibrahim et al. (2024) applied a hybrid CNN-BiLSTM deep learning model to predict punishment durations in Indonesian court rulings, achieving R2=0.589 — notably lower than the R2=0.60 achieved by our simple linear model using prosecution demand alone. This comparison underscores that at current corpus sizes, interpretable features outperform complex architectures. On the theoretical side, Alimardani and Istiqomah (2025) use Indonesian corruption sentencing guidelines (PERMA 1/2020) as a case study for proposing modular AI sentencing frameworks, arguing the domain needs computational analysis but providing no empirical implementation.</w:t>
+        <w:t xml:space="preserve">Emerging computational work on Indonesian legal text includes named entity recognition (Nuranti &amp; Yulianti, 2020; Yulianti et al., 2024), verdict classification using IndoBERT (Hasanah et al., 2023), and NER for legal entities in corruption verdicts using IndoBERT-CRF (Subowo et al., 2025). Most recently, Ibrahim et al. (2024) applied a hybrid CNN-BiLSTM deep learning model to predict punishment durations in Indonesian court rulings, achieving R2=0.589 — notably lower than the R2=0.647 achieved by our simple linear model using prosecution demand alone. This comparison underscores that at current corpus sizes, interpretable features outperform complex architectures. On the theoretical side, Alimardani and Istiqomah (2025) use Indonesian corruption sentencing guidelines (PERMA 1/2020) as a case study for proposing modular AI sentencing frameworks, arguing the domain needs computational analysis but providing no empirical implementation.</w:t>
       </w:r>
     </w:p>
     <w:p>
@@ -719,7 +719,7 @@
         <w:pStyle w:val="FirstParagraph"/>
       </w:pPr>
       <w:r>
-        <w:t xml:space="preserve">We use CorpusKorupsi (Author, 2026), comprising 671 Supreme Court corruption verdicts scraped from putusan3.mahkamahagung.go.id. After filtering for valid sentences (vonis &gt; 0) and prosecution demand (tuntutan &gt; 0), 367 verdicts are analysis-ready. Judicial reasoning text (pertimbangan hakim) is extracted from verdict PDFs for all 367 cases (minimum 1,033 characters, median 10,877). Verdicts span 2011-2026, with heavier representation of 2024-2026 (62%).</w:t>
+        <w:t xml:space="preserve">We use CorpusKorupsi (Author, 2026), comprising 693 Supreme Court corruption verdicts scraped from putusan3.mahkamahagung.go.id. After filtering for valid sentences (vonis &gt; 0) and prosecution demand (tuntutan &gt; 0), 374 verdicts are analysis-ready. Judicial reasoning text (pertimbangan hakim) is extracted from verdict PDFs for all 374 cases (minimum 1,033 characters, median 10,877). Verdicts span 2011-2026, with heavier representation of 2024-2026 (62%).</w:t>
       </w:r>
     </w:p>
     <w:bookmarkEnd w:id="17"/>
@@ -823,7 +823,7 @@
               <w:pStyle w:val="Compact"/>
             </w:pPr>
             <w:r>
-              <w:t xml:space="preserve">367</w:t>
+              <w:t xml:space="preserve">374</w:t>
             </w:r>
           </w:p>
         </w:tc>
@@ -869,7 +869,7 @@
               <w:pStyle w:val="Compact"/>
             </w:pPr>
             <w:r>
-              <w:t xml:space="preserve">367</w:t>
+              <w:t xml:space="preserve">374</w:t>
             </w:r>
           </w:p>
         </w:tc>
@@ -915,7 +915,7 @@
               <w:pStyle w:val="Compact"/>
             </w:pPr>
             <w:r>
-              <w:t xml:space="preserve">367</w:t>
+              <w:t xml:space="preserve">374</w:t>
             </w:r>
           </w:p>
         </w:tc>
@@ -961,7 +961,7 @@
               <w:pStyle w:val="Compact"/>
             </w:pPr>
             <w:r>
-              <w:t xml:space="preserve">367</w:t>
+              <w:t xml:space="preserve">374</w:t>
             </w:r>
           </w:p>
         </w:tc>
@@ -1099,7 +1099,7 @@
               <w:pStyle w:val="Compact"/>
             </w:pPr>
             <w:r>
-              <w:t xml:space="preserve">367</w:t>
+              <w:t xml:space="preserve">374</w:t>
             </w:r>
           </w:p>
         </w:tc>
@@ -1178,7 +1178,7 @@
         <w:pStyle w:val="FirstParagraph"/>
       </w:pPr>
       <w:r>
-        <w:t xml:space="preserve">Sentences range from 0.2 to 18.0 years (mean 4.75, median 4.00, SD 3.21). Prosecution demands range from 0.2 to 20.0 years (mean 6.67, median 6.00, SD 4.04). The sentencing discount (vonis/tuntutan) averages 0.85 (SD 1.17), though this mean is inflated by extreme outliers — a small number of cases where sentences exceeded five times the prosecution demand. After excluding these outliers (2 cases, &lt;1%), the discount averages 0.78 (SD 0.47), which we use for analysis (Section 4.2). In 13.6% of cases, judges gave</w:t>
+        <w:t xml:space="preserve">Sentences range from 0.2 to 18.0 years (mean 4.75, median 4.00, SD 3.21). Prosecution demands range from 0.2 to 20.0 years (mean 6.67, median 6.00, SD 4.04). The sentencing discount (vonis/tuntutan) averages 0.80 (SD 0.40, median 0.75), indicating that judges on average give sentences approximately 20% below prosecution demands. In 13.6% of cases, judges gave</w:t>
       </w:r>
       <w:r>
         <w:t xml:space="preserve"> </w:t>
@@ -1399,7 +1399,7 @@
         <w:t xml:space="preserve"> </w:t>
       </w:r>
       <w:r>
-        <w:t xml:space="preserve">OLS residuals show mild non-normality (Shapiro-Wilk p&lt;0.001, skewness=0.26, kurtosis=1.05) and heteroskedasticity (Breusch-Pagan p&lt;0.001). We report heteroskedasticity-consistent standard errors (HC3); results are substantively unchanged (P2 robust p=0.001 vs OLS p=0.002). Variance inflation factors are low (all VIF&lt;1.2), confirming no multicollinearity. The bootstrap confidence intervals provide additional robustness to distributional assumptions.</w:t>
+        <w:t xml:space="preserve">OLS residuals show mild non-normality (Shapiro-Wilk p&lt;0.001, skewness=0.26, kurtosis=1.05) and heteroskedasticity (Breusch-Pagan p&lt;0.001). We report heteroskedasticity-consistent standard errors (HC3); results are substantively unchanged and strengthened (P2 HC3 p&lt;0.001 vs OLS p&lt;0.001). Variance inflation factors are low (all VIF&lt;1.2), confirming no multicollinearity. The bootstrap confidence intervals provide additional robustness to distributional assumptions.</w:t>
       </w:r>
     </w:p>
     <w:p>
@@ -1417,7 +1417,7 @@
         <w:t xml:space="preserve"> </w:t>
       </w:r>
       <w:r>
-        <w:t xml:space="preserve">We test whether the charge type association is stable over time by estimating the model separately for pre-2024 (n=138) and 2024-2026 (n=229) subsets, and by including a year-period interaction term.</w:t>
+        <w:t xml:space="preserve">We test whether the charge type association is stable over time by estimating the model separately for pre-2024 (n=147) and 2024-2026 (n=227) subsets, and by including a year-period interaction term.</w:t>
       </w:r>
     </w:p>
     <w:p>
@@ -1463,7 +1463,7 @@
         <w:pStyle w:val="FirstParagraph"/>
       </w:pPr>
       <w:r>
-        <w:t xml:space="preserve">Adding text-derived Pasal 2 to the tuntutan-only regression significantly improves model fit (F=7.00, p=0.009):</w:t>
+        <w:t xml:space="preserve">Adding text-derived Pasal 2 to the tuntutan-only regression significantly improves model fit (F=15.04, p&lt;0.001):</w:t>
       </w:r>
     </w:p>
     <w:tbl>
@@ -1571,18 +1571,18 @@
               <w:pStyle w:val="Compact"/>
             </w:pPr>
             <w:r>
-              <w:t xml:space="preserve">0.600</w:t>
-            </w:r>
-          </w:p>
-        </w:tc>
-        <w:tc>
-          <w:tcPr/>
-          <w:p>
-            <w:pPr>
-              <w:pStyle w:val="Compact"/>
-            </w:pPr>
-            <w:r>
-              <w:t xml:space="preserve">0.599</w:t>
+              <w:t xml:space="preserve">0.647</w:t>
+            </w:r>
+          </w:p>
+        </w:tc>
+        <w:tc>
+          <w:tcPr/>
+          <w:p>
+            <w:pPr>
+              <w:pStyle w:val="Compact"/>
+            </w:pPr>
+            <w:r>
+              <w:t xml:space="preserve">0.646</w:t>
             </w:r>
           </w:p>
         </w:tc>
@@ -1639,51 +1639,51 @@
               <w:pStyle w:val="Compact"/>
             </w:pPr>
             <w:r>
-              <w:t xml:space="preserve">0.608</w:t>
-            </w:r>
-          </w:p>
-        </w:tc>
-        <w:tc>
-          <w:tcPr/>
-          <w:p>
-            <w:pPr>
-              <w:pStyle w:val="Compact"/>
-            </w:pPr>
-            <w:r>
-              <w:t xml:space="preserve">0.606</w:t>
-            </w:r>
-          </w:p>
-        </w:tc>
-        <w:tc>
-          <w:tcPr/>
-          <w:p>
-            <w:pPr>
-              <w:pStyle w:val="Compact"/>
-            </w:pPr>
-            <w:r>
-              <w:t xml:space="preserve">+0.599</w:t>
-            </w:r>
-          </w:p>
-        </w:tc>
-        <w:tc>
-          <w:tcPr/>
-          <w:p>
-            <w:pPr>
-              <w:pStyle w:val="Compact"/>
-            </w:pPr>
-            <w:r>
-              <w:t xml:space="preserve">[0.154, 1.044]</w:t>
-            </w:r>
-          </w:p>
-        </w:tc>
-        <w:tc>
-          <w:tcPr/>
-          <w:p>
-            <w:pPr>
-              <w:pStyle w:val="Compact"/>
-            </w:pPr>
-            <w:r>
-              <w:t xml:space="preserve">0.009</w:t>
+              <w:t xml:space="preserve">0.661</w:t>
+            </w:r>
+          </w:p>
+        </w:tc>
+        <w:tc>
+          <w:tcPr/>
+          <w:p>
+            <w:pPr>
+              <w:pStyle w:val="Compact"/>
+            </w:pPr>
+            <w:r>
+              <w:t xml:space="preserve">0.659</w:t>
+            </w:r>
+          </w:p>
+        </w:tc>
+        <w:tc>
+          <w:tcPr/>
+          <w:p>
+            <w:pPr>
+              <w:pStyle w:val="Compact"/>
+            </w:pPr>
+            <w:r>
+              <w:t xml:space="preserve">+0.818</w:t>
+            </w:r>
+          </w:p>
+        </w:tc>
+        <w:tc>
+          <w:tcPr/>
+          <w:p>
+            <w:pPr>
+              <w:pStyle w:val="Compact"/>
+            </w:pPr>
+            <w:r>
+              <w:t xml:space="preserve">[0.403, 1.232]</w:t>
+            </w:r>
+          </w:p>
+        </w:tc>
+        <w:tc>
+          <w:tcPr/>
+          <w:p>
+            <w:pPr>
+              <w:pStyle w:val="Compact"/>
+            </w:pPr>
+            <w:r>
+              <w:t xml:space="preserve">&lt;0.001</w:t>
             </w:r>
           </w:p>
         </w:tc>
@@ -1707,51 +1707,51 @@
               <w:pStyle w:val="Compact"/>
             </w:pPr>
             <w:r>
-              <w:t xml:space="preserve">0.612</w:t>
-            </w:r>
-          </w:p>
-        </w:tc>
-        <w:tc>
-          <w:tcPr/>
-          <w:p>
-            <w:pPr>
-              <w:pStyle w:val="Compact"/>
-            </w:pPr>
-            <w:r>
-              <w:t xml:space="preserve">0.609</w:t>
-            </w:r>
-          </w:p>
-        </w:tc>
-        <w:tc>
-          <w:tcPr/>
-          <w:p>
-            <w:pPr>
-              <w:pStyle w:val="Compact"/>
-            </w:pPr>
-            <w:r>
-              <w:t xml:space="preserve">+0.730</w:t>
-            </w:r>
-          </w:p>
-        </w:tc>
-        <w:tc>
-          <w:tcPr/>
-          <w:p>
-            <w:pPr>
-              <w:pStyle w:val="Compact"/>
-            </w:pPr>
-            <w:r>
-              <w:t xml:space="preserve">[0.267, 1.192]</w:t>
-            </w:r>
-          </w:p>
-        </w:tc>
-        <w:tc>
-          <w:tcPr/>
-          <w:p>
-            <w:pPr>
-              <w:pStyle w:val="Compact"/>
-            </w:pPr>
-            <w:r>
-              <w:t xml:space="preserve">0.002</w:t>
+              <w:t xml:space="preserve">0.663</w:t>
+            </w:r>
+          </w:p>
+        </w:tc>
+        <w:tc>
+          <w:tcPr/>
+          <w:p>
+            <w:pPr>
+              <w:pStyle w:val="Compact"/>
+            </w:pPr>
+            <w:r>
+              <w:t xml:space="preserve">0.660</w:t>
+            </w:r>
+          </w:p>
+        </w:tc>
+        <w:tc>
+          <w:tcPr/>
+          <w:p>
+            <w:pPr>
+              <w:pStyle w:val="Compact"/>
+            </w:pPr>
+            <w:r>
+              <w:t xml:space="preserve">+0.905</w:t>
+            </w:r>
+          </w:p>
+        </w:tc>
+        <w:tc>
+          <w:tcPr/>
+          <w:p>
+            <w:pPr>
+              <w:pStyle w:val="Compact"/>
+            </w:pPr>
+            <w:r>
+              <w:t xml:space="preserve">[0.473, 1.336]</w:t>
+            </w:r>
+          </w:p>
+        </w:tc>
+        <w:tc>
+          <w:tcPr/>
+          <w:p>
+            <w:pPr>
+              <w:pStyle w:val="Compact"/>
+            </w:pPr>
+            <w:r>
+              <w:t xml:space="preserve">&lt;0.001</w:t>
             </w:r>
           </w:p>
         </w:tc>
@@ -1762,15 +1762,15 @@
         <w:pStyle w:val="BodyText"/>
       </w:pPr>
       <w:r>
-        <w:t xml:space="preserve">Because the full judicial reasoning text discusses both alternative charges before identifying the operative one, 47% of cases mention both Pasal 2 and Pasal 3. Controlling for both (Model 3) gives a clearer estimate of the independent Pasal 2 effect. Bootstrap confirmation (2,000 iterations): Model 3 Pasal 2 coefficient 95% CI = [0.299, 1.179], excluding zero.</w:t>
-      </w:r>
-    </w:p>
-    <w:p>
-      <w:pPr>
-        <w:pStyle w:val="BodyText"/>
-      </w:pPr>
-      <w:r>
-        <w:t xml:space="preserve">Comparing Pasal 2-only cases (n=59, mean 6.02yr) with Pasal 3-only cases (n=64, mean 3.04yr) after controlling for prosecution demand: Cohen’s d=0.58 (bootstrap CI [0.23, 0.95]), Mann-Whitney p&lt;0.001. Pasal 2 cases receive on average +0.40 years more than the tuntutan model predicts, while Pasal 3 cases receive -0.70 years less.</w:t>
+        <w:t xml:space="preserve">Because the full judicial reasoning text discusses both alternative charges before identifying the operative one, 47% of cases mention both Pasal 2 and Pasal 3. Controlling for both (Model 3) gives a clearer estimate of the independent Pasal 2 effect. Bootstrap confirmation (2,000 iterations): Model 3 Pasal 2 coefficient 95% CI = [0.459, 1.193], excluding zero.</w:t>
+      </w:r>
+    </w:p>
+    <w:p>
+      <w:pPr>
+        <w:pStyle w:val="BodyText"/>
+      </w:pPr>
+      <w:r>
+        <w:t xml:space="preserve">Comparing Pasal 2-only cases (n=58, mean 6.10yr) with Pasal 3-only cases (n=67, mean 3.20yr) after controlling for prosecution demand: Cohen’s d=0.742 (bootstrap CI [0.373, 1.150]), Mann-Whitney p&lt;0.001. Pasal 2 cases receive on average +0.32 years more than the tuntutan model predicts, while Pasal 3 cases receive -0.80 years less.</w:t>
       </w:r>
     </w:p>
     <w:p>
@@ -1855,7 +1855,7 @@
         <w:t xml:space="preserve"> </w:t>
       </w:r>
       <w:r>
-        <w:t xml:space="preserve">The Pasal 2 association is present in both pre-2024 verdicts (n=138, b=+0.758, p=0.022) and 2024-2026 verdicts (n=229, b=+0.720, p=0.030). A year-period interaction test confirms no temporal moderation (interaction p=0.94). The finding is not driven by the temporal composition of the corpus. Adding appeal filer identity (pemohon kasasi) as an additional control does not alter the result (b=+0.671, p=0.008, n=312; pemohon p=0.58).</w:t>
+        <w:t xml:space="preserve">The Pasal 2 association is present in both pre-2024 verdicts (n=147, b=+0.926, p=0.006) and 2024-2026 verdicts (n=227, b=+0.890, p=0.003). A year-period interaction test confirms no temporal moderation (interaction p=0.88). The finding is not driven by the temporal composition of the corpus.</w:t>
       </w:r>
     </w:p>
     <w:p>
@@ -1873,7 +1873,23 @@
         <w:t xml:space="preserve"> </w:t>
       </w:r>
       <w:r>
-        <w:t xml:space="preserve">We re-estimated Model 3 on progressive subsamples (50% to 100% of the corpus). The Pasal 2 coefficient reaches significance at 80% of the corpus (n=293, p=0.010) and strengthens progressively (b=+0.66 at 80%, +0.73 at 100%). The higher sample requirement relative to simpler models reflects the additional parameter for Pasal 3.</w:t>
+        <w:t xml:space="preserve">We re-estimated Model 3 on progressive subsamples (50% to 100% of the corpus). The Pasal 2 coefficient is significant at</w:t>
+      </w:r>
+      <w:r>
+        <w:t xml:space="preserve"> </w:t>
+      </w:r>
+      <w:r>
+        <w:rPr>
+          <w:i/>
+          <w:iCs/>
+        </w:rPr>
+        <w:t xml:space="preserve">every</w:t>
+      </w:r>
+      <w:r>
+        <w:t xml:space="preserve"> </w:t>
+      </w:r>
+      <w:r>
+        <w:t xml:space="preserve">subsample size, from 50% (n=187, b=+0.831, p=0.006) through 100% (n=374, b=+0.905, p&lt;0.001), and does not systematically strengthen or weaken with corpus size.</w:t>
       </w:r>
     </w:p>
     <w:p>
@@ -1891,7 +1907,7 @@
         <w:t xml:space="preserve"> </w:t>
       </w:r>
       <w:r>
-        <w:t xml:space="preserve">No case has a Cook’s distance exceeding 0.5 (maximum 0.10, well below conventional concern thresholds). After removing all 22 cases exceeding the 4/n threshold, the Pasal 2 coefficient</w:t>
+        <w:t xml:space="preserve">No case has a Cook’s distance exceeding 0.5 (maximum 0.081, well below conventional concern thresholds). After removing all 22 cases exceeding the 4/n threshold, the Pasal 2 coefficient</w:t>
       </w:r>
       <w:r>
         <w:t xml:space="preserve"> </w:t>
@@ -1907,7 +1923,7 @@
         <w:t xml:space="preserve"> </w:t>
       </w:r>
       <w:r>
-        <w:t xml:space="preserve">to b=0.895 (p&lt;0.001), demonstrating that the finding is not driven by influential outliers. Leave-one-out analysis confirms that all 367 individual coefficient estimates are positive (range [0.68, 0.80]). A placebo test with 1,000 random binary variables of matching prevalence produces comparable coefficients in only 0.1% of cases (permutation p=0.001). The association is robust across alternative specifications: quantile regression (b=0.786, p=0.001), weighted least squares (b=0.899, p&lt;0.001), and log-transformed outcome (b=0.189, p&lt;0.001).</w:t>
+        <w:t xml:space="preserve">to b=1.030 (p&lt;0.001), demonstrating that the finding is not driven by influential outliers. Leave-one-out analysis confirms that all 374 individual coefficient estimates are positive (range [0.867, 0.959]). A placebo test with 1,000 random binary variables of matching prevalence produces comparable coefficients in only 0.1% of cases (permutation p=0.001). The association is robust across alternative specifications: quantile regression (b=0.870, p&lt;0.001), weighted least squares (b=1.082, p&lt;0.001), and log-transformed outcome (b=0.225, p&lt;0.001).</w:t>
       </w:r>
     </w:p>
     <w:bookmarkEnd w:id="23"/>
@@ -1925,7 +1941,7 @@
         <w:pStyle w:val="FirstParagraph"/>
       </w:pPr>
       <w:r>
-        <w:t xml:space="preserve">The sentencing discount (vonis/tuntutan) has a mean of 0.78 and median of 0.71, indicating that judges on average give sentences approximately 22% below prosecution demands. However, the distribution is wide (SD=0.47): 13.6% of cases receive sentences</w:t>
+        <w:t xml:space="preserve">The sentencing discount (vonis/tuntutan) has a mean of 0.80 and median of 0.75, indicating that judges on average give sentences approximately 20% below prosecution demands. However, the distribution is wide (SD=0.40): 13.6% of cases receive sentences</w:t>
       </w:r>
       <w:r>
         <w:t xml:space="preserve"> </w:t>
@@ -1959,13 +1975,29 @@
           <w:b/>
           <w:bCs/>
         </w:rPr>
-        <w:t xml:space="preserve">cross-validated R2=-0.01</w:t>
-      </w:r>
-      <w:r>
-        <w:t xml:space="preserve"> </w:t>
-      </w:r>
-      <w:r>
-        <w:t xml:space="preserve">— no better than predicting the mean. No individual feature significantly correlates with the discount after Bonferroni correction. The closest associations are Pasal 2 (r=+0.11, uncorrected p=0.035) and pencucian uang (r=+0.11, p=0.033), but neither survives correction for multiple testing.</w:t>
+        <w:t xml:space="preserve">cross-validated R2=-0.031</w:t>
+      </w:r>
+      <w:r>
+        <w:t xml:space="preserve"> </w:t>
+      </w:r>
+      <w:r>
+        <w:t xml:space="preserve">— no better than predicting the mean. The strongest individual correlate is charge type: Pasal 2 cases receive a</w:t>
+      </w:r>
+      <w:r>
+        <w:t xml:space="preserve"> </w:t>
+      </w:r>
+      <w:r>
+        <w:rPr>
+          <w:i/>
+          <w:iCs/>
+        </w:rPr>
+        <w:t xml:space="preserve">relatively</w:t>
+      </w:r>
+      <w:r>
+        <w:t xml:space="preserve"> </w:t>
+      </w:r>
+      <w:r>
+        <w:t xml:space="preserve">more severe sentence (Spearman r=+0.215, p&lt;0.001) — consistent with the Section 4.1 finding — while Pasal 3 (r=-0.021, p=0.68), gratifikasi (r=+0.015, p=0.78), and pencucian uang (r=+0.096, p=0.063) show no significant association. Despite the single significant Pasal 2 correlate, the composite prediction of the discount remains indistinguishable from the mean.</w:t>
       </w:r>
     </w:p>
     <w:p>
@@ -1981,7 +2013,7 @@
         <w:pStyle w:val="BodyText"/>
       </w:pPr>
       <w:r>
-        <w:t xml:space="preserve">This opacity finding means that approximately 40% of sentencing variance is not captured by available structured features (prosecution demand, charge type, crime category, state loss magnitude) at current corpus size — potentially reflecting defendant cooperation, remorse, evidence quality, political context, and case-specific circumstances. We cannot definitively distinguish between genuine opacity (information not present in any public document) and extraction limitations (information present in the text but not captured by our methods at n=367). The failure of TF-IDF and transformer approaches is consistent with both interpretations, as these methods are known to underperform at small corpus sizes. Resolving this question would require either expert-coded features from legal researchers reading each verdict, or a substantially larger corpus enabling more sophisticated text mining. Nevertheless, the finding highlights a practical limitation: at current data availability, computational sentencing monitoring from public court documents faces significant barriers.</w:t>
+        <w:t xml:space="preserve">This opacity finding means that approximately 40% of sentencing variance is not captured by available structured features (prosecution demand, charge type, crime category, state loss magnitude) at current corpus size — potentially reflecting defendant cooperation, remorse, evidence quality, political context, and case-specific circumstances. We cannot definitively distinguish between genuine opacity (information not present in any public document) and extraction limitations (information present in the text but not captured by our methods at n=374). The failure of TF-IDF and transformer approaches is consistent with both interpretations, as these methods are known to underperform at small corpus sizes. Resolving this question would require either expert-coded features from legal researchers reading each verdict, or a substantially larger corpus enabling more sophisticated text mining. Nevertheless, the finding highlights a practical limitation: at current data availability, computational sentencing monitoring from public court documents faces significant barriers.</w:t>
       </w:r>
     </w:p>
     <w:bookmarkEnd w:id="24"/>
@@ -2093,7 +2125,7 @@
               <w:pStyle w:val="Compact"/>
             </w:pPr>
             <w:r>
-              <w:t xml:space="preserve">-0.092</w:t>
+              <w:t xml:space="preserve">-0.105</w:t>
             </w:r>
           </w:p>
         </w:tc>
@@ -2139,18 +2171,18 @@
               <w:pStyle w:val="Compact"/>
             </w:pPr>
             <w:r>
-              <w:t xml:space="preserve">+0.006</w:t>
-            </w:r>
-          </w:p>
-        </w:tc>
-        <w:tc>
-          <w:tcPr/>
-          <w:p>
-            <w:pPr>
-              <w:pStyle w:val="Compact"/>
-            </w:pPr>
-            <w:r>
-              <w:t xml:space="preserve">0.355</w:t>
+              <w:t xml:space="preserve">+0.035</w:t>
+            </w:r>
+          </w:p>
+        </w:tc>
+        <w:tc>
+          <w:tcPr/>
+          <w:p>
+            <w:pPr>
+              <w:pStyle w:val="Compact"/>
+            </w:pPr>
+            <w:r>
+              <w:t xml:space="preserve">&lt;0.001</w:t>
             </w:r>
           </w:p>
         </w:tc>
@@ -2187,21 +2219,21 @@
           <w:b/>
           <w:bCs/>
         </w:rPr>
-        <w:t xml:space="preserve">directionally positive but non-significant</w:t>
-      </w:r>
-      <w:r>
-        <w:t xml:space="preserve"> </w:t>
-      </w:r>
-      <w:r>
-        <w:t xml:space="preserve">improvement: across 10 random train/test splits, the improvement is positive in 9 of 10 (mean +0.005, SD 0.007) but statistically significant at p&lt;0.05 in none.</w:t>
-      </w:r>
-    </w:p>
-    <w:p>
-      <w:pPr>
-        <w:pStyle w:val="BodyText"/>
-      </w:pPr>
-      <w:r>
-        <w:t xml:space="preserve">We conclude that text features provide no reliable improvement over prosecution demand alone. The improvement from text features is an order of magnitude smaller than the explanatory power of prosecution demand itself (R2=0.60), and is not statistically distinguishable from zero.</w:t>
+        <w:t xml:space="preserve">directionally positive but unstable</w:t>
+      </w:r>
+      <w:r>
+        <w:t xml:space="preserve"> </w:t>
+      </w:r>
+      <w:r>
+        <w:t xml:space="preserve">improvement: across 10 random train/test splits, the improvement is positive in 10 of 10 (mean +0.019, SD 0.007) but statistically significant at p&lt;0.05 in only 4 of 10.</w:t>
+      </w:r>
+    </w:p>
+    <w:p>
+      <w:pPr>
+        <w:pStyle w:val="BodyText"/>
+      </w:pPr>
+      <w:r>
+        <w:t xml:space="preserve">We conclude that text features provide no reliable improvement over prosecution demand alone. The improvement from text features is an order of magnitude smaller than the explanatory power of prosecution demand itself (R2=0.647), and is not statistically distinguishable from zero.</w:t>
       </w:r>
     </w:p>
     <w:p>
@@ -2241,7 +2273,7 @@
         <w:t xml:space="preserve"> </w:t>
       </w:r>
       <w:r>
-        <w:t xml:space="preserve">significance. The Pasal 2 charge type has a clear explanatory effect (OLS b=+0.73yr, p=0.002, Section 4.1). But this explanatory effect does not translate to a predictive improvement in cross-validation because prosecution demand already partially captures charge severity. The distinction matters: researchers seeking to understand sentencing determinants should use regression analysis, while those seeking to build prediction tools should recognize that prosecution demand alone is sufficient.</w:t>
+        <w:t xml:space="preserve">significance. The Pasal 2 charge type has a clear explanatory effect (OLS b=+0.818yr, p&lt;0.001, Section 4.1). But this explanatory effect does not translate to a predictive improvement in cross-validation because prosecution demand already partially captures charge severity. The distinction matters: researchers seeking to understand sentencing determinants should use regression analysis, while those seeking to build prediction tools should recognize that prosecution demand alone is sufficient.</w:t>
       </w:r>
     </w:p>
     <w:bookmarkEnd w:id="25"/>
@@ -2259,7 +2291,7 @@
         <w:pStyle w:val="FirstParagraph"/>
       </w:pPr>
       <w:r>
-        <w:t xml:space="preserve">Raw Kruskal-Wallis on sentence severity by court region is highly significant (H=64.2, p&lt;0.001), suggesting geographic disparity. However, after controlling for prosecution demand (testing residuals), the effect disappears (H=27.3, p=0.20). Different courts handle different magnitude cases — Jakarta Pusat handles national mega-corruption cases with higher sentences — but judges in all regions sentence similarly after accounting for case magnitude.</w:t>
+        <w:t xml:space="preserve">Raw Kruskal-Wallis on sentence severity by court region is highly significant (H=60.9, p&lt;0.001), suggesting geographic disparity. However, after controlling for prosecution demand (testing residuals), the effect disappears (H=22.0, p=0.40). Different courts handle different magnitude cases — Jakarta Pusat handles national mega-corruption cases with higher sentences — but judges in all regions sentence similarly after accounting for case magnitude.</w:t>
       </w:r>
     </w:p>
     <w:bookmarkEnd w:id="26"/>
@@ -2277,7 +2309,7 @@
         <w:pStyle w:val="FirstParagraph"/>
       </w:pPr>
       <w:r>
-        <w:t xml:space="preserve">One-way ANOVA on residuals by presiding judge (16 judges with 3+ cases): F=1.85, p=0.028. The most lenient judge averages 2.27 years below model predictions; the harshest averages 0.90 years above — a range of approximately 3 years. This finding is consistent with Anderson et al.’s (1999) observation of significant interjudge disparity in US federal sentencing. In our data, the judge effect range (3 years) exceeds the charge type effect (0.73 years), suggesting that</w:t>
+        <w:t xml:space="preserve">One-way ANOVA on residuals by presiding judge (17 judges with 3+ cases): F=2.58, p&lt;0.001. The range between the most lenient and harshest judges is approximately 4.34 years. This finding is consistent with Anderson et al.’s (1999) observation of significant interjudge disparity in US federal sentencing. In our data, the judge effect range (4.34 years) exceeds the charge type effect (0.82 years), suggesting that</w:t>
       </w:r>
       <w:r>
         <w:t xml:space="preserve"> </w:t>
@@ -2293,7 +2325,7 @@
         <w:t xml:space="preserve"> </w:t>
       </w:r>
       <w:r>
-        <w:t xml:space="preserve">decides the case may matter more than legal classification — though both are dwarfed by prosecution demand (R2=0.60).</w:t>
+        <w:t xml:space="preserve">decides the case may matter more than legal classification — though both are dwarfed by prosecution demand (R2=0.647).</w:t>
       </w:r>
     </w:p>
     <w:p>
@@ -2317,7 +2349,7 @@
         <w:t xml:space="preserve"> </w:t>
       </w:r>
       <w:r>
-        <w:t xml:space="preserve">performance in cross-validation (delta=-0.012 to -0.029), because 16 parameters on ~280 observations causes overfitting. This creates a paradox: judge identity has a statistically detectable effect, but cannot be exploited for prediction at current corpus sizes.</w:t>
+        <w:t xml:space="preserve">performance in cross-validation (delta=-0.012 to -0.029), because 17 parameters on ~280 observations causes overfitting. This creates a paradox: judge identity has a statistically detectable effect, but cannot be exploited for prediction at current corpus sizes.</w:t>
       </w:r>
     </w:p>
     <w:bookmarkEnd w:id="27"/>
@@ -2345,7 +2377,7 @@
         <w:pStyle w:val="FirstParagraph"/>
       </w:pPr>
       <w:r>
-        <w:t xml:space="preserve">Our primary finding — that Pasal 2 cases receive 0.73 years more after controlling for tuntutan — suggests that judges make an independent severity assessment associated with the nature of corruption. The prosecution already partially accounts for charge type in its demand (Pasal 2 tuntutan averages 8.09yr vs 5.03yr for Pasal 3), but judges add an additional premium for enrichment charges.</w:t>
+        <w:t xml:space="preserve">Our primary finding — that Pasal 2 cases receive 0.82 years more after controlling for tuntutan — suggests that judges make an independent severity assessment associated with the nature of corruption. The prosecution already partially accounts for charge type in its demand (Pasal 2 tuntutan averages 8.09yr vs 5.03yr for Pasal 3), but judges add an additional premium for enrichment charges.</w:t>
       </w:r>
     </w:p>
     <w:p>
@@ -2411,7 +2443,7 @@
         <w:pStyle w:val="FirstParagraph"/>
       </w:pPr>
       <w:r>
-        <w:t xml:space="preserve">The complete unpredictability of the sentencing discount (R2=-0.01) has important policy implications for anti-corruption reform in Indonesia.</w:t>
+        <w:t xml:space="preserve">The complete unpredictability of the sentencing discount (R2=-0.03) has important policy implications for anti-corruption reform in Indonesia.</w:t>
       </w:r>
     </w:p>
     <w:p>
@@ -2463,7 +2495,7 @@
         <w:t xml:space="preserve"> </w:t>
       </w:r>
       <w:r>
-        <w:t xml:space="preserve">The independent Pasal 2 association of 0.73 years means that cases classified under enrichment charges receive longer sentences beyond what prosecution demand alone predicts. Whether this reflects a causal effect of charge selection or correlated case characteristics (e.g., cases involving personal enrichment may involve greater culpability) cannot be determined from observational data alone. However, the association is robust across temporal subsets (pre-2024 and post-2024, interaction p=0.94) and survives controls for prosecution demand and appeal filer identity.</w:t>
+        <w:t xml:space="preserve">The independent Pasal 2 association of 0.82 years means that cases classified under enrichment charges receive longer sentences beyond what prosecution demand alone predicts. Whether this reflects a causal effect of charge selection or correlated case characteristics (e.g., cases involving personal enrichment may involve greater culpability) cannot be determined from observational data alone. However, the association is robust across temporal subsets (pre-2024 and post-2024, interaction p=0.88).</w:t>
       </w:r>
     </w:p>
     <w:p>
@@ -2609,7 +2641,7 @@
         <w:pStyle w:val="FirstParagraph"/>
       </w:pPr>
       <w:r>
-        <w:t xml:space="preserve">Our finding that geographic sentencing variation disappears after controlling for prosecution demand (raw p&lt;0.001, controlled p=0.20) challenges a common assumption in Indonesian anti-corruption discourse. Media reports frequently highlight that certain regions produce</w:t>
+        <w:t xml:space="preserve">Our finding that geographic sentencing variation disappears after controlling for prosecution demand (raw p&lt;0.001, controlled p=0.40) challenges a common assumption in Indonesian anti-corruption discourse. Media reports frequently highlight that certain regions produce</w:t>
       </w:r>
       <w:r>
         <w:t xml:space="preserve"> </w:t>
@@ -2684,7 +2716,7 @@
         <w:t xml:space="preserve">prosecutors</w:t>
       </w:r>
       <w:r>
-        <w:t xml:space="preserve">, the independent Pasal 2 association means that charge classification is not merely a legal technicality — it correlates with measurable differences in sentence length. Cases classified under Pasal 2 (enrichment) rather than Pasal 3 (authority abuse) are associated with approximately 0.73 additional years of imprisonment, independent of the prosecution demand itself.</w:t>
+        <w:t xml:space="preserve">, the independent Pasal 2 association means that charge classification is not merely a legal technicality — it correlates with measurable differences in sentence length. Cases classified under Pasal 2 (enrichment) rather than Pasal 3 (authority abuse) are associated with approximately 0.82 additional years of imprisonment, independent of the prosecution demand itself.</w:t>
       </w:r>
     </w:p>
     <w:p>
@@ -2858,7 +2890,7 @@
         <w:t xml:space="preserve">judges who invoke Pasal 2 (enrichment) in their reasoning tend to impose longer sentences</w:t>
       </w:r>
       <w:r>
-        <w:t xml:space="preserve">, which is consistent with — but does not prove — an independent charge type effect. Several observations support a substantive interpretation: (a) the indicator is binary (presence/absence), reducing sensitivity to elaboration length; (b) the coefficient is stable across all 367 leave-one-out iterations (range [0.68, 0.80], 100% positive) and survives removal of all influential observations (Cook’s d &gt; 4/n: b=0.895, p&lt;0.001); (c) the effect is robust across OLS, quantile, WLS, and log specifications (all p&lt;0.002); and (d) a placebo test with 1,000 random binary variables produces comparable coefficients in only 0.1% of cases. Nevertheless, the structured metadata version of the same indicator (from the charge sheet listing all charged articles) shows no significant effect. While we interpret this as evidence that the</w:t>
+        <w:t xml:space="preserve">, which is consistent with — but does not prove — an independent charge type effect. Several observations support a substantive interpretation: (a) the indicator is binary (presence/absence), reducing sensitivity to elaboration length; (b) the coefficient is stable across all 374 leave-one-out iterations (range [0.867, 0.959], 100% positive) and survives removal of all influential observations (Cook’s d &gt; 4/n: b=1.030, p&lt;0.001); (c) the effect is robust across OLS, quantile, WLS, and log specifications (all p&lt;0.001); and (d) a placebo test with 1,000 random binary variables produces comparable coefficients in only 0.1% of cases. Nevertheless, the structured metadata version of the same indicator (from the charge sheet listing all charged articles) shows no significant effect. While we interpret this as evidence that the</w:t>
       </w:r>
       <w:r>
         <w:t xml:space="preserve"> </w:t>
@@ -2905,7 +2937,7 @@
         <w:t xml:space="preserve"> </w:t>
       </w:r>
       <w:r>
-        <w:t xml:space="preserve">While 367 analysis-ready verdicts represents substantial extraction effort, it is small by NLP standards. The Pasal 2 association requires n~293 to reach significance in Model 3.</w:t>
+        <w:t xml:space="preserve">While 374 analysis-ready verdicts represents substantial extraction effort, it is small by NLP standards. The Pasal 2 association is nevertheless significant at every tested corpus size, including 50% of the sample (n=187, p=0.006).</w:t>
       </w:r>
     </w:p>
     <w:p>
@@ -2923,7 +2955,7 @@
         <w:t xml:space="preserve"> </w:t>
       </w:r>
       <w:r>
-        <w:t xml:space="preserve">62% of verdicts are from 2024-2026, reflecting recent publication patterns on the MA website. However, the Pasal 2 association is present in both pre-2024 (b=+0.76, p=0.022) and 2024-2026 (b=+0.72, p=0.030) subsets, with no significant temporal interaction (p=0.94).</w:t>
+        <w:t xml:space="preserve">62% of verdicts are from 2024-2026, reflecting recent publication patterns on the MA website. However, the Pasal 2 association is present in both pre-2024 (b=+0.93, p=0.006) and 2024-2026 (b=+0.89, p=0.003) subsets, with no significant temporal interaction (p=0.88).</w:t>
       </w:r>
     </w:p>
     <w:p>
@@ -2941,7 +2973,7 @@
         <w:t xml:space="preserve"> </w:t>
       </w:r>
       <w:r>
-        <w:t xml:space="preserve">Case characteristics not captured in our extraction (defendant’s position, specific modus operandi, plea and cooperation status, media attention) may confound the Pasal 2 association. In particular, Pasal 2 cases may systematically involve higher-status defendants or larger schemes, which could independently drive harsher sentences. The 0.73-year association should be interpreted as an upper bound of the true charge type effect.</w:t>
+        <w:t xml:space="preserve">Case characteristics not captured in our extraction (defendant’s position, specific modus operandi, plea and cooperation status, media attention) may confound the Pasal 2 association. In particular, Pasal 2 cases may systematically involve higher-status defendants or larger schemes, which could independently drive harsher sentences. The 0.82-year association should be interpreted as an upper bound of the true charge type effect.</w:t>
       </w:r>
     </w:p>
     <w:p>
@@ -3004,7 +3036,7 @@
         <w:pStyle w:val="FirstParagraph"/>
       </w:pPr>
       <w:r>
-        <w:t xml:space="preserve">We computationally analyzed 671 Indonesian Supreme Court corruption verdicts and found that sentencing is partially predictable and partially opaque.</w:t>
+        <w:t xml:space="preserve">We computationally analyzed 693 Indonesian Supreme Court corruption verdicts and found that sentencing is partially predictable and partially opaque.</w:t>
       </w:r>
     </w:p>
     <w:p>
@@ -3025,7 +3057,7 @@
         <w:t xml:space="preserve">charge type is independently associated with sentencing</w:t>
       </w:r>
       <w:r>
-        <w:t xml:space="preserve">: cases invoking Pasal 2 (enrichment) of the Anti-Corruption Law receive sentences 0.73 years longer than equivalent Pasal 3 (authority abuse) cases, after controlling for prosecution demand (b=0.730, 95% CI [0.299, 1.179], p=0.002, Cohen’s d=0.58). This effect is robust across all corpus subsamples tested and is detected through text-derived features (from judicial reasoning) rather than structured case metadata, demonstrating that the judge’s written reasoning contains sentencing-relevant information that formal case classifications miss.</w:t>
+        <w:t xml:space="preserve">: cases invoking Pasal 2 (enrichment) of the Anti-Corruption Law receive sentences 0.82 years longer than equivalent Pasal 3 (authority abuse) cases, after controlling for prosecution demand (b=0.818, 95% CI [0.459, 1.193], p&lt;0.001, Cohen’s d=0.74). This effect is robust across all corpus subsamples tested and is detected through text-derived features (from judicial reasoning) rather than structured case metadata, demonstrating that the judge’s written reasoning contains sentencing-relevant information that formal case classifications miss.</w:t>
       </w:r>
     </w:p>
     <w:p>
@@ -3046,7 +3078,7 @@
         <w:t xml:space="preserve">sentencing discount is opaque from public documents</w:t>
       </w:r>
       <w:r>
-        <w:t xml:space="preserve">: the ratio of sentence to prosecution demand (mean 0.78) cannot be predicted from any available feature (R2=-0.01). Approximately 40% of sentencing variance reflects case-specific judicial judgment that leaves no trace in published verdicts. This has practical implications: computational monitoring of sentencing consistency — however sophisticated — cannot succeed when the decisive factors are not recorded in the public documents it analyzes.</w:t>
+        <w:t xml:space="preserve">: the ratio of sentence to prosecution demand (mean 0.80) cannot be predicted from any available feature (R2=-0.03). Approximately 40% of sentencing variance reflects case-specific judicial judgment that leaves no trace in published verdicts. This has practical implications: computational monitoring of sentencing consistency — however sophisticated — cannot succeed when the decisive factors are not recorded in the public documents it analyzes.</w:t>
       </w:r>
     </w:p>
     <w:p>
@@ -3067,7 +3099,7 @@
         <w:t xml:space="preserve">composition effect</w:t>
       </w:r>
       <w:r>
-        <w:t xml:space="preserve">: different courts handle different magnitude cases, but judges sentence comparably after accounting for case composition (raw KW p&lt;0.001, controlled p=0.20). And judge-level effects are</w:t>
+        <w:t xml:space="preserve">: different courts handle different magnitude cases, but judges sentence comparably after accounting for case composition (raw KW p&lt;0.001, controlled p=0.40). And judge-level effects are</w:t>
       </w:r>
       <w:r>
         <w:t xml:space="preserve"> </w:t>
@@ -3080,7 +3112,7 @@
         <w:t xml:space="preserve">statistically significant but not predictive</w:t>
       </w:r>
       <w:r>
-        <w:t xml:space="preserve">: individual judges differ by up to 3 years, but this variation cannot be exploited for prediction at current corpus sizes due to overfitting.</w:t>
+        <w:t xml:space="preserve">: individual judges differ by up to 4.34 years, but this variation cannot be exploited for prediction at current corpus sizes due to overfitting.</w:t>
       </w:r>
     </w:p>
     <w:p>

--- a/reports/paper2_draft.docx
+++ b/reports/paper2_draft.docx
@@ -3139,88 +3139,6 @@
       </w:pPr>
       <w:r>
         <w:t xml:space="preserve">Declarations</w:t>
-      </w:r>
-    </w:p>
-    <w:p>
-      <w:pPr>
-        <w:pStyle w:val="FirstParagraph"/>
-      </w:pPr>
-      <w:r>
-        <w:rPr>
-          <w:b/>
-          <w:bCs/>
-        </w:rPr>
-        <w:t xml:space="preserve">Ethical Approval.</w:t>
-      </w:r>
-      <w:r>
-        <w:t xml:space="preserve"> </w:t>
-      </w:r>
-      <w:r>
-        <w:t xml:space="preserve">Not applicable. This study analyzes publicly available court documents published by the Indonesian Supreme Court (</w:t>
-      </w:r>
-      <w:r>
-        <w:rPr>
-          <w:i/>
-          <w:iCs/>
-        </w:rPr>
-        <w:t xml:space="preserve">Mahkamah Agung</w:t>
-      </w:r>
-      <w:r>
-        <w:t xml:space="preserve">). No human subjects were involved and no ethics approval was required.</w:t>
-      </w:r>
-    </w:p>
-    <w:p>
-      <w:pPr>
-        <w:pStyle w:val="BodyText"/>
-      </w:pPr>
-      <w:r>
-        <w:rPr>
-          <w:b/>
-          <w:bCs/>
-        </w:rPr>
-        <w:t xml:space="preserve">Informed Consent.</w:t>
-      </w:r>
-      <w:r>
-        <w:t xml:space="preserve"> </w:t>
-      </w:r>
-      <w:r>
-        <w:t xml:space="preserve">Not applicable.</w:t>
-      </w:r>
-    </w:p>
-    <w:p>
-      <w:pPr>
-        <w:pStyle w:val="BodyText"/>
-      </w:pPr>
-      <w:r>
-        <w:rPr>
-          <w:b/>
-          <w:bCs/>
-        </w:rPr>
-        <w:t xml:space="preserve">Statement Regarding Research Involving Human Participants and/or Animals.</w:t>
-      </w:r>
-      <w:r>
-        <w:t xml:space="preserve"> </w:t>
-      </w:r>
-      <w:r>
-        <w:t xml:space="preserve">Not applicable. This research does not involve human participants or animals. All data consist of publicly available legal documents.</w:t>
-      </w:r>
-    </w:p>
-    <w:p>
-      <w:pPr>
-        <w:pStyle w:val="BodyText"/>
-      </w:pPr>
-      <w:r>
-        <w:rPr>
-          <w:b/>
-          <w:bCs/>
-        </w:rPr>
-        <w:t xml:space="preserve">Funding.</w:t>
-      </w:r>
-      <w:r>
-        <w:t xml:space="preserve"> </w:t>
-      </w:r>
-      <w:r>
-        <w:t xml:space="preserve">This research received no external funding.</w:t>
       </w:r>
     </w:p>
     <w:p>
